--- a/arquivos/Usina_Milho_Ouro_Custos_MC_Enunciado.docx
+++ b/arquivos/Usina_Milho_Ouro_Custos_MC_Enunciado.docx
@@ -1752,7 +1752,7 @@
         <w:spacing w:after="120"/>
       </w:pPr>
       <w:r>
-        <w:t xml:space="preserve">a) Classifique cada gasto da usina em custo fixo, custo variável, despesa fixa ou despesa variável. Qual a margem de contribuição unitária e total de cada produto?</w:t>
+        <w:t>a) Classifique cada gasto da usina em custo fixo, custo variável, despesa fixa ou despesa variável. Qual a margem de contribuição unitária e total de cada produto? Em seguida, elabore a DRE gerencial (custeio variável), por produto e total.</w:t>
       </w:r>
     </w:p>
     <w:p>

--- a/arquivos/Usina_Milho_Ouro_Custos_MC_Enunciado.docx
+++ b/arquivos/Usina_Milho_Ouro_Custos_MC_Enunciado.docx
@@ -628,7 +628,7 @@
                 <w:i w:val="false"/>
                 <w:iCs w:val="false"/>
               </w:rPr>
-              <w:t xml:space="preserve">Aquisição e instalação da destilaria (fermentação e destilação)</w:t>
+              <w:t>Aquisição e instalação da destilaria (fermentação e destilação) (vida útil 20 anos, taxa de depreciação de 5% a.a.)</w:t>
             </w:r>
           </w:p>
         </w:tc>
@@ -680,7 +680,7 @@
                 <w:i w:val="false"/>
                 <w:iCs w:val="false"/>
               </w:rPr>
-              <w:t xml:space="preserve">Aquisição do sistema de secagem de DDG (dryer)</w:t>
+              <w:t>Aquisição do sistema de secagem de DDG (dryer) (vida útil 10 anos, taxa de depreciação de 10% a.a.)</w:t>
             </w:r>
           </w:p>
         </w:tc>
@@ -888,7 +888,7 @@
                 <w:i w:val="false"/>
                 <w:iCs w:val="false"/>
               </w:rPr>
-              <w:t xml:space="preserve">Móveis e computadores para o Setor Administrativo</w:t>
+              <w:t>Móveis e computadores para o Setor Administrativo (vida útil 10 anos, taxa de depreciação de 10% a.a.)</w:t>
             </w:r>
           </w:p>
         </w:tc>

--- a/arquivos/Usina_Milho_Ouro_Custos_MC_Enunciado.docx
+++ b/arquivos/Usina_Milho_Ouro_Custos_MC_Enunciado.docx
@@ -1784,7 +1784,7 @@
         <w:spacing w:after="120"/>
       </w:pPr>
       <w:r>
-        <w:t xml:space="preserve">e) Qual o ponto de equilíbrio da usina, em número de unidades/ano, considerando o mix atual de produtos? O volume efetivamente produzido e vendido no ano (35.000.000 unidades, somando litros e quilos) está acima ou abaixo desse ponto?</w:t>
+        <w:t>e) Qual o ponto de equilíbrio da usina, em número de unidades/ano, considerando o mix atual de produtos? Quantas unidades de cada produto ele representa? Considerando o volume efetivamente produzido e vendido no ano (35.000.000 unidades, somando litros e quilos), qual a margem de segurança, em unidades e em percentual?</w:t>
       </w:r>
     </w:p>
     <w:p>

--- a/arquivos/Usina_Milho_Ouro_Custos_MC_Enunciado.docx
+++ b/arquivos/Usina_Milho_Ouro_Custos_MC_Enunciado.docx
@@ -680,7 +680,7 @@
                 <w:i w:val="false"/>
                 <w:iCs w:val="false"/>
               </w:rPr>
-              <w:t>Aquisição do sistema de secagem de DDG (dryer) (vida útil 10 anos, taxa de depreciação de 10% a.a.)</w:t>
+              <w:t>Aquisição da caldeira e do sistema de vapor (atende a destilação dos etanóis e a secagem do DDG) (vida útil 10 anos, taxa de depreciação de 10% a.a.)</w:t>
             </w:r>
           </w:p>
         </w:tc>
